--- a/ind/docx/05.content.docx
+++ b/ind/docx/05.content.docx
@@ -11,6 +11,15 @@
         <w:pStyle w:val="Heading2"/>
       </w:pPr>
       <w:r>
+        <w:t>Resource: Catatan Studi (Tyndale)</w:t>
+      </w:r>
+      <w:r/>
+    </w:p>
+    <w:p>
+      <w:pPr>
+        <w:pStyle w:val="Heading2"/>
+      </w:pPr>
+      <w:r>
         <w:t>License Information</w:t>
       </w:r>
       <w:r/>
@@ -21,7 +30,7 @@
         <w:rPr>
           <w:b/>
         </w:rPr>
-        <w:t>Study Notes (Tyndale)</w:t>
+        <w:t>Catatan Studi (Tyndale)</w:t>
       </w:r>
       <w:r>
         <w:t xml:space="preserve"> (Indonesian) is based on</w:t>
@@ -74,7 +83,7 @@
         <w:pStyle w:val="Heading1"/>
       </w:pPr>
       <w:r>
-        <w:t>Study Notes (Tyndale)</w:t>
+        <w:t>Catatan Studi (Tyndale)</w:t>
       </w:r>
     </w:p>
     <w:p>
@@ -83,6 +92,51 @@
           <w:headerReference w:type="even" r:id="rId8"/>
           <w:headerReference w:type="default" r:id="rId9"/>
           <w:footerReference w:type="default" r:id="rId10"/>
+          <w:footnotePr>
+            <w:numRestart w:val="eachSect"/>
+          </w:footnotePr>
+          <w:type w:val="continuous"/>
+          <w:pgSz w:w="12240" w:h="15840" w:code="1"/>
+          <w:pgMar w:top="1440" w:right="1440" w:bottom="1440" w:left="1440" w:header="504" w:footer="504" w:gutter="0"/>
+          <w:cols w:space="708"/>
+          <w:titlePg/>
+          <w:docGrid w:linePitch="360"/>
+        </w:sectPr>
+      </w:pPr>
+    </w:p>
+    <w:p>
+      <w:r/>
+    </w:p>
+    <w:p>
+      <w:pPr>
+        <w:pStyle w:val="Heading2"/>
+      </w:pPr>
+      <w:r>
+        <w:t>DEU</w:t>
+      </w:r>
+      <w:r/>
+    </w:p>
+    <w:p>
+      <w:r/>
+      <w:r>
+        <w:rPr>
+          <w:i/>
+        </w:rPr>
+        <w:t>Ulangan 1:1, Ulangan 1:1–5, Ulangan 1:2, Ulangan 1:4, Ulangan 1:6–4.40, Ulangan 1:7, Ulangan 1:8, Ulangan 1:9–18, Ulangan 1:10, Exodus 1:13, Ulangan 1:15, Ulangan 1:16–17, Ulangan 1:19, Ulangan 1:19–25, Ulangan 1:24–25, Ulangan 1:26–46, Ulangan 1:28, Ulangan 1:30, Keluaran 1:31, Ulangan 1:33, Ulangan 1:36, Ulangan 1:37, Ulangan 1:44, Ulangan 2:1, Ulangan 2:2–25, Ulangan 2:5, Ulangan 2:8, Ulangan 2:9, Ulangan 2:10, Ulangan 2:11, Ulangan 2:12, Ulangan 2:13, Keluaran 2:19, Ulangan 2:20–21, Ulangan 2:23, Keluaran 2:24, Ulangan 2:26, Ulangan 2:26–37, Ulangan 2:30, Keluaran 2:34, Ulangan 2:36, Ulangan 2:37, Keluaran 3:1–11, Ulangan 3:4, Ulangan 3:8, Ulangan 3:9, Ulangan 3:11, Ulangan 3:12, Ulangan 3:12–20, Ulangan 3:13, Ulangan 3:14, Ulangan 3:15, Ulangan 3:17, Ulangan 3:21, Ulangan 3:21–29, Ulangan 3:24, Ulangan 3:29, Ulangan 4:1, Ulangan 4:1–40, Ulangan 4:3, Ulangan 4:6, Ulangan 4:8, Ulangan 4:11, Ulangan 4:13, Ulangan 4:15, Ulangan 4:16, Ulangan 4:19, Ulangan 4:20, Ulangan 4:24, Ulangan 4:26, Ulangan 4:27, Ulangan 4:30, Ulangan 4:34, Ulangan 4:36, Ulangan 4:39, Ulangan 4:40, Ulangan 4:41–43, Ulangan 4:41–49, Ulangan 4:43, Ulangan 4:44, Ulangan 4:48, Ulangan 4:49, Ulangan 5:1, Ulangan 5:1–32, Deuteronomy 5:1–26:19, Ulangan 5:9, Ulangan 5:10, Ulangan 5:11, Ulangan 5:12, Ulangan 5:15, Ulangan 5:16, Ulangan 5:16–20, Ulangan 5:17, Ulangan 5:18, Ulangan 5:21, Ulangan 5:33, Ulangan 6:1, Ulangan 6:1–25, Ulangan 6:2, Ulangan 6:3, Ulangan 6:4, Ulangan 6:4–5, Ulangan 6:5, Ulangan 6:7, Ulangan 6:8, Ulangan 6:9, Ulangan 6:13, Ulangan 6:16, Ulangan 6:21, Ulangan 6:22, Ulangan 6:25, Ulangan 7:1, Ulangan 7:1–26, Ulangan 7:5, Ulangan 7:6, Ulangan 7:9, Ulangan 7:12, Ulangan 7:15, Ulangan 7:19, Ulangan 7:20, Ulangan 7:21, Ulangan 7:24, Ulangan 7:25–26, Ulangan 7:26, Ulangan 8:1–20, Ulangan 8:2, Ulangan 8:3, Ulangan 8:9, Ulangan 8:15, Ulangan 8:18, Ulangan 9:1, Ulangan 9:3, Ulangan 9:5, Ulangan 9:6, Ulangan 9:9, Ulangan 9:10, Ulangan 9:12, Ulangan 9:14, Ulangan 9:16, Ulangan 9:22, Ulangan 9:23, Ulangan 9:26, Ulangan 9:27, Ulangan 10:1, Ulangan 10:3, Ulangan 10:5, Ulangan 10:12–13, Ulangan 10:16, Ulangan 10:17, Ulangan 10:18, Ulangan 11:4, Ulangan 11:6, Ulangan 11:8–32, Ulangan 11:12, Ulangan 11:24, Ulangan 11:26, Ulangan 11:29, Ulangan 11:30, Ulangan 12:1–26.15, Ulangan 12:2, Ulangan 12:3, Ulangan 12:5, Ulangan 12:6, Ulangan 12:8, Ulangan 12:12, Ulangan 12:15, Ulangan 12:16, Ulangan 12:18, Ulangan 12:21, Ulangan 12:23, Ulangan 12:27, Ulangan 12:31, Ulangan 13:1, Ulangan 13:1–18, Ulangan 13:5, Ulangan 13:6, Ulangan 13:9, Ulangan 13:13, Ulangan 13:14, Ulangan 13:16, Ulangan 14:1, Ulangan 14:1–21, Ulangan 14:2, Ulangan 14:6, Ulangan 14:7, Ulangan 14:8, Ulangan 14:11–18, Ulangan 14:19–20, Ulangan 14:21, Ulangan 14:22–27, Ulangan 14:23, Ulangan 14:26, Ulangan 14:27, Ulangan 14:28, Ulangan 15:1, Ulangan 15:1–23, Ulangan 15:2, Ulangan 15:4, Ulangan 15:6, Ulangan 15:11, Ulangan 15:12, Ulangan 15:16, Ulangan 15:17, Ulangan 15:18, Ulangan 15:19, Ulangan 15:21, Ulangan 15:23, Ulangan 16:1–8, Ulangan 16:2, Ulangan 16:3, Ulangan 16:10, Ulangan 16:13–17, Ulangan 16:16, Ulangan 16:18, Ulangan 16:18–17.13, Ulangan 16:19, Ulangan 16:21–22, Ulangan 17:1, Ulangan 17:3, Ulangan 17:4, Ulangan 17:5, Ulangan 17:7, Ulangan 17:8, Ulangan 17:9, Ulangan 17:11, Ulangan 17:12, Ulangan 17:15, Ulangan 17:16, Ulangan 17:17, Ulangan 17:18, Ulangan 18:1, Ulangan 18:2, Ulangan 18:3, Ulangan 18:8, Ulangan 18:10, Ulangan 18:11, Ulangan 18:15, Ulangan 18:18, Ulangan 18:19, Ulangan 18:22, Ulangan 19:1–13, Ulangan 19:2, Ulangan 19:4, Ulangan 19:6, Ulangan 19:9, Ulangan 19:11, Ulangan 19:13, Ulangan 19:15, Ulangan 19:21, Ulangan 20:4, Ulangan 20:7, Ulangan 20:10–15, Ulangan 20:11, Ulangan 20:15, Ulangan 20:19, Ulangan 20:20, Ulangan 21:1, Ulangan 21:1–9, Ulangan 21:3–8, Ulangan 21:4, Ulangan 21:6, Ulangan 21:12, Ulangan 21:13, Ulangan 21:14, Ulangan 21:15–17, Ulangan 21:20, Ulangan 21:22, Ulangan 21:23, Ulangan 22:1, Ulangan 22:5, Ulangan 22:9, Ulangan 22:10, Ulangan 22:11, Ulangan 22:12, Ulangan 22:14, Ulangan 22:15, Ulangan 22:17, Ulangan 22:19, Ulangan 22:21, Ulangan 22:24, Ulangan 22:29, Ulangan 22:30, Ulangan 23:1, Ulangan 23:3, Ulangan 23:4, Ulangan 23:7, Ulangan 23:8, Ulangan 23:10, Ulangan 23:12, Ulangan 23:13, Ulangan 23:14, Ulangan 23:17, Ulangan 23:18, Ulangan 23:19–20, Ulangan 23:24, Ulangan 24:1, Ulangan 24:4, Ulangan 24:6, Ulangan 24:8, Ulangan 24:11, Ulangan 24:13, Ulangan 24:17, Ulangan 25:3, Ulangan 25:4, Ulangan 25:5, Ulangan 25:9, Ulangan 25:10, Ulangan 25:11–12, Ulangan 25:13–14, Ulangan 25:17, Ulangan 25:19, Ulangan 26:1–15, Ulangan 26:5, Ulangan 26:11, Ulangan 26:12, Ulangan 26:13, Ulangan 26:14, Ulangan 26:16, Ulangan 26:16–19, Ulangan 27:3, Ulangan 27:4, Ulangan 27:5, Ulangan 27:7, Ulangan 27:9, Ulangan 27:12–26, Ulangan 27:13, Ulangan 27:14, Ulangan 27:15, Ulangan 27:16, Ulangan 27:17, Ulangan 27:18, Ulangan 27:19, Ulangan 27:20, Ulangan 27:22, Ulangan 28:1–68, Ulangan 28:5, Ulangan 28:7, Ulangan 28:10, Ulangan 28:12, Ulangan 28:13, Ulangan 28:17, Ulangan 28:21, Ulangan 28:22, Ulangan 28:23, Ulangan 28:24, Ulangan 28:25, Ulangan 28:27, Ulangan 28:36, Ulangan 28:43, Ulangan 28:44, Ulangan 28:46, Ulangan 28:48, Ulangan 28:49, Ulangan 28:50, Ulangan 28:54, Ulangan 28:56, Ulangan 28:57, Ulangan 28:58, Ulangan 28:60, Ulangan 28:64, Ulangan 28:68, Ulangan 29:1, Ulangan 29:2–30.20, Ulangan 29:6, Ulangan 29:7, Ulangan 29:8, Ulangan 29:11, Ulangan 29:12, Ulangan 29:15, Ulangan 29:17, Ulangan 29:18, Ulangan 29:19, Ulangan 29:20, Ulangan 29:21, Ulangan 29:23, Ulangan 29:25–28, Ulangan 29:27, Ulangan 29:29, Ulangan 30:1, Ulangan 30:1–10, Ulangan 30:2–3, Ulangan 30:6, Ulangan 30:11, Ulangan 30:11–20, Ulangan 30:12, Ulangan 30:13, Ulangan 30:14, Ulangan 30:16, Ulangan 30:19, Ulangan 30:20, Ulangan 31:1, Ulangan 31:1–8, Ulangan 31:1–29, Ulangan 31:3, Ulangan 31:4, Ulangan 31:6, Ulangan 31:9, Ulangan 31:9–13, Ulangan 31:10, Ulangan 31:12, Ulangan 31:14, Ulangan 31:15, Ulangan 31:18, Ulangan 31:19–22, Ulangan 31:20, Ulangan 31:22, Ulangan 31:23, Ulangan 31:26, Ulangan 31:30–32.47, Ulangan 32:1, Ulangan 32:2, Ulangan 32:4, Ulangan 32:7, Ulangan 32:8, Ulangan 32:9, Ulangan 32:14, Ulangan 32:15, Ulangan 32:16, Ulangan 32:17, Ulangan 32:18, Ulangan 32:20, Ulangan 32:21, Ulangan 32:22, Ulangan 32:27, Ulangan 32:29, Ulangan 32:30, Ulangan 32:31, Ulangan 32:32, Ulangan 32:34, Ulangan 32:36, Ulangan 32:37, Ulangan 32:38, Ulangan 32:40, Ulangan 32:42, Ulangan 32:47, Ulangan 32:49, Ulangan 32:50, Ulangan 32:51, Ulangan 33:1–29, Ulangan 33:2, Ulangan 33:3, Ulangan 33:4, Ulangan 33:6, Ulangan 33:7, Ulangan 33:8, Ulangan 33:9, Ulangan 33:10, Ulangan 33:12, Ulangan 33:13–17, Ulangan 33:16, Ulangan 33:17, Ulangan 33:18, Ulangan 33:19, Ulangan 33:20, Ulangan 33:21, Ulangan 33:22, Ulangan 33:23, Ulangan 33:24, Ulangan 33:26, Ulangan 33:27, Ulangan 33:29, Ulangan 34:1, Ulangan 34:1–12, Ulangan 34:2, Ulangan 34:3, Ulangan 34:6, Ulangan 34:7, Ulangan 34:9, Ulangan 34:10, Ulangan 34:12</w:t>
+      </w:r>
+      <w:r/>
+    </w:p>
+    <w:p>
+      <w:r/>
+      <w:r>
+        <w:t xml:space="preserve"> </w:t>
+      </w:r>
+      <w:r/>
+      <w:r/>
+    </w:p>
+    <w:p>
+      <w:pPr>
+        <w:sectPr>
           <w:footnotePr>
             <w:numRestart w:val="eachSect"/>
           </w:footnotePr>

--- a/ind/docx/05.content.docx
+++ b/ind/docx/05.content.docx
@@ -163,13 +163,6 @@
         <w:rPr>
           <w:lang w:val="id_ID" w:bidi="id_ID"/>
         </w:rPr>
-      </w:r>
-      <w:r>
-        <w:rPr>
-          <w:i/>
-          <w:lang w:val="id_ID" w:bidi="id_ID"/>
-        </w:rPr>
-        <w:t>Ulangan 1:1, Ulangan 1:1–5, Ulangan 1:2, Ulangan 1:4, Ulangan 1:6–4.40, Ulangan 1:7, Ulangan 1:8, Ulangan 1:9–18, Ulangan 1:10, Exodus 1:13, Ulangan 1:15, Ulangan 1:16–17, Ulangan 1:19, Ulangan 1:19–25, Ulangan 1:24–25, Ulangan 1:26–46, Ulangan 1:28, Ulangan 1:30, Keluaran 1:31, Ulangan 1:33, Ulangan 1:36, Ulangan 1:37, Ulangan 1:44, Ulangan 2:1, Ulangan 2:2–25, Ulangan 2:5, Ulangan 2:8, Ulangan 2:9, Ulangan 2:10, Ulangan 2:11, Ulangan 2:12, Ulangan 2:13, Keluaran 2:19, Ulangan 2:20–21, Ulangan 2:23, Keluaran 2:24, Ulangan 2:26, Ulangan 2:26–37, Ulangan 2:30, Keluaran 2:34, Ulangan 2:36, Ulangan 2:37, Keluaran 3:1–11, Ulangan 3:4, Ulangan 3:8, Ulangan 3:9, Ulangan 3:11, Ulangan 3:12, Ulangan 3:12–20, Ulangan 3:13, Ulangan 3:14, Ulangan 3:15, Ulangan 3:17, Ulangan 3:21, Ulangan 3:21–29, Ulangan 3:24, Ulangan 3:29, Ulangan 4:1, Ulangan 4:1–40, Ulangan 4:3, Ulangan 4:6, Ulangan 4:8, Ulangan 4:11, Ulangan 4:13, Ulangan 4:15, Ulangan 4:16, Ulangan 4:19, Ulangan 4:20, Ulangan 4:24, Ulangan 4:26, Ulangan 4:27, Ulangan 4:30, Ulangan 4:34, Ulangan 4:36, Ulangan 4:39, Ulangan 4:40, Ulangan 4:41–43, Ulangan 4:41–49, Ulangan 4:43, Ulangan 4:44, Ulangan 4:48, Ulangan 4:49, Ulangan 5:1, Ulangan 5:1–32, Deuteronomy 5:1–26:19, Ulangan 5:9, Ulangan 5:10, Ulangan 5:11, Ulangan 5:12, Ulangan 5:15, Ulangan 5:16, Ulangan 5:16–20, Ulangan 5:17, Ulangan 5:18, Ulangan 5:21, Ulangan 5:33, Ulangan 6:1, Ulangan 6:1–25, Ulangan 6:2, Ulangan 6:3, Ulangan 6:4, Ulangan 6:4–5, Ulangan 6:5, Ulangan 6:7, Ulangan 6:8, Ulangan 6:9, Ulangan 6:13, Ulangan 6:16, Ulangan 6:21, Ulangan 6:22, Ulangan 6:25, Ulangan 7:1, Ulangan 7:1–26, Ulangan 7:5, Ulangan 7:6, Ulangan 7:9, Ulangan 7:12, Ulangan 7:15, Ulangan 7:19, Ulangan 7:20, Ulangan 7:21, Ulangan 7:24, Ulangan 7:25–26, Ulangan 7:26, Ulangan 8:1–20, Ulangan 8:2, Ulangan 8:3, Ulangan 8:9, Ulangan 8:15, Ulangan 8:18, Ulangan 9:1, Ulangan 9:3, Ulangan 9:5, Ulangan 9:6, Ulangan 9:9, Ulangan 9:10, Ulangan 9:12, Ulangan 9:14, Ulangan 9:16, Ulangan 9:22, Ulangan 9:23, Ulangan 9:26, Ulangan 9:27, Ulangan 10:1, Ulangan 10:3, Ulangan 10:5, Ulangan 10:12–13, Ulangan 10:16, Ulangan 10:17, Ulangan 10:18, Ulangan 11:4, Ulangan 11:6, Ulangan 11:8–32, Ulangan 11:12, Ulangan 11:24, Ulangan 11:26, Ulangan 11:29, Ulangan 11:30, Ulangan 12:1–26.15, Ulangan 12:2, Ulangan 12:3, Ulangan 12:5, Ulangan 12:6, Ulangan 12:8, Ulangan 12:12, Ulangan 12:15, Ulangan 12:16, Ulangan 12:18, Ulangan 12:21, Ulangan 12:23, Ulangan 12:27, Ulangan 12:31, Ulangan 13:1, Ulangan 13:1–18, Ulangan 13:5, Ulangan 13:6, Ulangan 13:9, Ulangan 13:13, Ulangan 13:14, Ulangan 13:16, Ulangan 14:1, Ulangan 14:1–21, Ulangan 14:2, Ulangan 14:6, Ulangan 14:7, Ulangan 14:8, Ulangan 14:11–18, Ulangan 14:19–20, Ulangan 14:21, Ulangan 14:22–27, Ulangan 14:23, Ulangan 14:26, Ulangan 14:27, Ulangan 14:28, Ulangan 15:1, Ulangan 15:1–23, Ulangan 15:2, Ulangan 15:4, Ulangan 15:6, Ulangan 15:11, Ulangan 15:12, Ulangan 15:16, Ulangan 15:17, Ulangan 15:18, Ulangan 15:19, Ulangan 15:21, Ulangan 15:23, Ulangan 16:1–8, Ulangan 16:2, Ulangan 16:3, Ulangan 16:10, Ulangan 16:13–17, Ulangan 16:16, Ulangan 16:18, Ulangan 16:18–17.13, Ulangan 16:19, Ulangan 16:21–22, Ulangan 17:1, Ulangan 17:3, Ulangan 17:4, Ulangan 17:5, Ulangan 17:7, Ulangan 17:8, Ulangan 17:9, Ulangan 17:11, Ulangan 17:12, Ulangan 17:15, Ulangan 17:16, Ulangan 17:17, Ulangan 17:18, Ulangan 18:1, Ulangan 18:2, Ulangan 18:3, Ulangan 18:8, Ulangan 18:10, Ulangan 18:11, Ulangan 18:15, Ulangan 18:18, Ulangan 18:19, Ulangan 18:22, Ulangan 19:1–13, Ulangan 19:2, Ulangan 19:4, Ulangan 19:6, Ulangan 19:9, Ulangan 19:11, Ulangan 19:13, Ulangan 19:15, Ulangan 19:21, Ulangan 20:4, Ulangan 20:7, Ulangan 20:10–15, Ulangan 20:11, Ulangan 20:15, Ulangan 20:19, Ulangan 20:20, Ulangan 21:1, Ulangan 21:1–9, Ulangan 21:3–8, Ulangan 21:4, Ulangan 21:6, Ulangan 21:12, Ulangan 21:13, Ulangan 21:14, Ulangan 21:15–17, Ulangan 21:20, Ulangan 21:22, Ulangan 21:23, Ulangan 22:1, Ulangan 22:5, Ulangan 22:9, Ulangan 22:10, Ulangan 22:11, Ulangan 22:12, Ulangan 22:14, Ulangan 22:15, Ulangan 22:17, Ulangan 22:19, Ulangan 22:21, Ulangan 22:24, Ulangan 22:29, Ulangan 22:30, Ulangan 23:1, Ulangan 23:3, Ulangan 23:4, Ulangan 23:7, Ulangan 23:8, Ulangan 23:10, Ulangan 23:12, Ulangan 23:13, Ulangan 23:14, Ulangan 23:17, Ulangan 23:18, Ulangan 23:19–20, Ulangan 23:24, Ulangan 24:1, Ulangan 24:4, Ulangan 24:6, Ulangan 24:8, Ulangan 24:11, Ulangan 24:13, Ulangan 24:17, Ulangan 25:3, Ulangan 25:4, Ulangan 25:5, Ulangan 25:9, Ulangan 25:10, Ulangan 25:11–12, Ulangan 25:13–14, Ulangan 25:17, Ulangan 25:19, Ulangan 26:1–15, Ulangan 26:5, Ulangan 26:11, Ulangan 26:12, Ulangan 26:13, Ulangan 26:14, Ulangan 26:16, Ulangan 26:16–19, Ulangan 27:3, Ulangan 27:4, Ulangan 27:5, Ulangan 27:7, Ulangan 27:9, Ulangan 27:12–26, Ulangan 27:13, Ulangan 27:14, Ulangan 27:15, Ulangan 27:16, Ulangan 27:17, Ulangan 27:18, Ulangan 27:19, Ulangan 27:20, Ulangan 27:22, Ulangan 28:1–68, Ulangan 28:5, Ulangan 28:7, Ulangan 28:10, Ulangan 28:12, Ulangan 28:13, Ulangan 28:17, Ulangan 28:21, Ulangan 28:22, Ulangan 28:23, Ulangan 28:24, Ulangan 28:25, Ulangan 28:27, Ulangan 28:36, Ulangan 28:43, Ulangan 28:44, Ulangan 28:46, Ulangan 28:48, Ulangan 28:49, Ulangan 28:50, Ulangan 28:54, Ulangan 28:56, Ulangan 28:57, Ulangan 28:58, Ulangan 28:60, Ulangan 28:64, Ulangan 28:68, Ulangan 29:1, Ulangan 29:2–30.20, Ulangan 29:6, Ulangan 29:7, Ulangan 29:8, Ulangan 29:11, Ulangan 29:12, Ulangan 29:15, Ulangan 29:17, Ulangan 29:18, Ulangan 29:19, Ulangan 29:20, Ulangan 29:21, Ulangan 29:23, Ulangan 29:25–28, Ulangan 29:27, Ulangan 29:29, Ulangan 30:1, Ulangan 30:1–10, Ulangan 30:2–3, Ulangan 30:6, Ulangan 30:11, Ulangan 30:11–20, Ulangan 30:12, Ulangan 30:13, Ulangan 30:14, Ulangan 30:16, Ulangan 30:19, Ulangan 30:20, Ulangan 31:1, Ulangan 31:1–8, Ulangan 31:1–29, Ulangan 31:3, Ulangan 31:4, Ulangan 31:6, Ulangan 31:9, Ulangan 31:9–13, Ulangan 31:10, Ulangan 31:12, Ulangan 31:14, Ulangan 31:15, Ulangan 31:18, Ulangan 31:19–22, Ulangan 31:20, Ulangan 31:22, Ulangan 31:23, Ulangan 31:26, Ulangan 31:30–32.47, Ulangan 32:1, Ulangan 32:2, Ulangan 32:4, Ulangan 32:7, Ulangan 32:8, Ulangan 32:9, Ulangan 32:14, Ulangan 32:15, Ulangan 32:16, Ulangan 32:17, Ulangan 32:18, Ulangan 32:20, Ulangan 32:21, Ulangan 32:22, Ulangan 32:27, Ulangan 32:29, Ulangan 32:30, Ulangan 32:31, Ulangan 32:32, Ulangan 32:34, Ulangan 32:36, Ulangan 32:37, Ulangan 32:38, Ulangan 32:40, Ulangan 32:42, Ulangan 32:47, Ulangan 32:49, Ulangan 32:50, Ulangan 32:51, Ulangan 33:1–29, Ulangan 33:2, Ulangan 33:3, Ulangan 33:4, Ulangan 33:6, Ulangan 33:7, Ulangan 33:8, Ulangan 33:9, Ulangan 33:10, Ulangan 33:12, Ulangan 33:13–17, Ulangan 33:16, Ulangan 33:17, Ulangan 33:18, Ulangan 33:19, Ulangan 33:20, Ulangan 33:21, Ulangan 33:22, Ulangan 33:23, Ulangan 33:24, Ulangan 33:26, Ulangan 33:27, Ulangan 33:29, Ulangan 34:1, Ulangan 34:1–12, Ulangan 34:2, Ulangan 34:3, Ulangan 34:6, Ulangan 34:7, Ulangan 34:9, Ulangan 34:10, Ulangan 34:12</w:t>
       </w:r>
       <w:r>
         <w:rPr>

--- a/ind/docx/05.content.docx
+++ b/ind/docx/05.content.docx
@@ -150,19 +150,6 @@
           <w:lang w:val="id_ID" w:bidi="id_ID"/>
         </w:rPr>
         <w:t>DEU</w:t>
-      </w:r>
-      <w:r>
-        <w:rPr>
-          <w:lang w:val="id_ID" w:bidi="id_ID"/>
-        </w:rPr>
-      </w:r>
-    </w:p>
-    <w:p>
-      <w:pPr/>
-      <w:r>
-        <w:rPr>
-          <w:lang w:val="id_ID" w:bidi="id_ID"/>
-        </w:rPr>
       </w:r>
       <w:r>
         <w:rPr>

--- a/ind/docx/05.content.docx
+++ b/ind/docx/05.content.docx
@@ -19,7 +19,7 @@
         <w:rPr>
           <w:lang w:val="id_ID" w:bidi="id_ID"/>
         </w:rPr>
-        <w:t>Resource: Catatan Studi (Tyndale)</w:t>
+        <w:t>Resource: Tyndale Open Study Notes</w:t>
       </w:r>
       <w:r>
         <w:rPr>
@@ -112,7 +112,7 @@
         <w:rPr>
           <w:lang w:val="id_ID" w:bidi="id_ID"/>
         </w:rPr>
-        <w:t>Catatan Studi (Tyndale)</w:t>
+        <w:t>Tyndale Open Study Notes</w:t>
       </w:r>
     </w:p>
     <w:p>

--- a/ind/docx/05.content.docx
+++ b/ind/docx/05.content.docx
@@ -19,7 +19,7 @@
         <w:rPr>
           <w:lang w:val="id_ID" w:bidi="id_ID"/>
         </w:rPr>
-        <w:t>Resource: Tyndale Open Study Notes</w:t>
+        <w:t>Resource: Aquifer Open Study Notes</w:t>
       </w:r>
       <w:r>
         <w:rPr>
@@ -112,7 +112,7 @@
         <w:rPr>
           <w:lang w:val="id_ID" w:bidi="id_ID"/>
         </w:rPr>
-        <w:t>Tyndale Open Study Notes</w:t>
+        <w:t>Aquifer Open Study Notes</w:t>
       </w:r>
     </w:p>
     <w:p>
